--- a/backend-exhibits/Slack to Google Chat Standard Plan - Standard Not Include1.docx
+++ b/backend-exhibits/Slack to Google Chat Standard Plan - Standard Not Include1.docx
@@ -50,7 +50,7 @@
             </w:pPr>
             <w:r>
               <w:rPr>
-                <w:rFonts w:ascii="Arial" w:eastAsia="Arial" w:hAnsi="Arial" w:cs="Arial"/>
+                <w:rFonts w:ascii="Arial" w:hAnsi="Arial" w:cs="Arial" w:eastAsia="Arial"/>
                 <w:b/>
                 <w:sz w:val="21"/>
                 <w:szCs w:val="21"/>
@@ -84,7 +84,7 @@
             </w:pPr>
             <w:r>
               <w:rPr>
-                <w:rFonts w:ascii="Arial" w:eastAsia="Arial" w:hAnsi="Arial" w:cs="Arial"/>
+                <w:rFonts w:ascii="Arial" w:hAnsi="Arial" w:cs="Arial" w:eastAsia="Arial"/>
                 <w:b/>
                 <w:sz w:val="21"/>
                 <w:szCs w:val="21"/>
@@ -112,7 +112,7 @@
             </w:pPr>
             <w:r>
               <w:rPr>
-                <w:rFonts w:ascii="Arial" w:eastAsia="Arial" w:hAnsi="Arial" w:cs="Arial"/>
+                <w:rFonts w:ascii="Arial" w:hAnsi="Arial" w:cs="Arial" w:eastAsia="Arial"/>
                 <w:sz w:val="21"/>
                 <w:szCs w:val="21"/>
               </w:rPr>
@@ -121,7 +121,7 @@
             <w:proofErr w:type="gramStart"/>
             <w:r>
               <w:rPr>
-                <w:rFonts w:ascii="Arial" w:eastAsia="Arial" w:hAnsi="Arial" w:cs="Arial"/>
+                <w:rFonts w:ascii="Arial" w:hAnsi="Arial" w:cs="Arial" w:eastAsia="Arial"/>
                 <w:sz w:val="21"/>
                 <w:szCs w:val="21"/>
               </w:rPr>
@@ -130,7 +130,7 @@
             <w:proofErr w:type="gramEnd"/>
             <w:r>
               <w:rPr>
-                <w:rFonts w:ascii="Arial" w:eastAsia="Arial" w:hAnsi="Arial" w:cs="Arial"/>
+                <w:rFonts w:ascii="Arial" w:hAnsi="Arial" w:cs="Arial" w:eastAsia="Arial"/>
                 <w:sz w:val="21"/>
                 <w:szCs w:val="21"/>
               </w:rPr>
@@ -163,7 +163,7 @@
             </w:pPr>
             <w:r>
               <w:rPr>
-                <w:rFonts w:ascii="Arial" w:eastAsia="Arial" w:hAnsi="Arial" w:cs="Arial"/>
+                <w:rFonts w:ascii="Arial" w:hAnsi="Arial" w:cs="Arial" w:eastAsia="Arial"/>
                 <w:b/>
                 <w:sz w:val="21"/>
                 <w:szCs w:val="21"/>
@@ -192,7 +192,7 @@
             </w:pPr>
             <w:r>
               <w:rPr>
-                <w:rFonts w:ascii="Arial" w:eastAsia="Arial" w:hAnsi="Arial" w:cs="Arial"/>
+                <w:rFonts w:ascii="Arial" w:hAnsi="Arial" w:cs="Arial" w:eastAsia="Arial"/>
                 <w:sz w:val="21"/>
                 <w:szCs w:val="21"/>
               </w:rPr>
@@ -219,7 +219,7 @@
             <w:pPr>
               <w:ind w:left="2"/>
               <w:rPr>
-                <w:rFonts w:ascii="Arial" w:eastAsia="Arial" w:hAnsi="Arial" w:cs="Arial"/>
+                <w:rFonts w:ascii="Arial" w:hAnsi="Arial" w:cs="Arial" w:eastAsia="Arial"/>
                 <w:b/>
                 <w:sz w:val="21"/>
                 <w:szCs w:val="21"/>
@@ -227,7 +227,7 @@
             </w:pPr>
             <w:r>
               <w:rPr>
-                <w:rFonts w:ascii="Arial" w:eastAsia="Arial" w:hAnsi="Arial" w:cs="Arial"/>
+                <w:rFonts w:ascii="Arial" w:hAnsi="Arial" w:cs="Arial" w:eastAsia="Arial"/>
                 <w:b/>
                 <w:sz w:val="21"/>
                 <w:szCs w:val="21"/>
@@ -250,14 +250,14 @@
             <w:pPr>
               <w:ind w:right="9"/>
               <w:rPr>
-                <w:rFonts w:ascii="Arial" w:eastAsia="Arial" w:hAnsi="Arial" w:cs="Arial"/>
+                <w:rFonts w:ascii="Arial" w:hAnsi="Arial" w:cs="Arial" w:eastAsia="Arial"/>
                 <w:sz w:val="21"/>
                 <w:szCs w:val="21"/>
               </w:rPr>
             </w:pPr>
             <w:r>
               <w:rPr>
-                <w:rFonts w:ascii="Arial" w:eastAsia="Arial" w:hAnsi="Arial" w:cs="Arial"/>
+                <w:rFonts w:ascii="Arial" w:hAnsi="Arial" w:cs="Arial" w:eastAsia="Arial"/>
                 <w:sz w:val="21"/>
                 <w:szCs w:val="21"/>
               </w:rPr>
@@ -284,7 +284,7 @@
             <w:pPr>
               <w:ind w:left="2"/>
               <w:rPr>
-                <w:rFonts w:ascii="Arial" w:eastAsia="Arial" w:hAnsi="Arial" w:cs="Arial"/>
+                <w:rFonts w:ascii="Arial" w:hAnsi="Arial" w:cs="Arial" w:eastAsia="Arial"/>
                 <w:b/>
                 <w:sz w:val="21"/>
                 <w:szCs w:val="21"/>
@@ -292,7 +292,7 @@
             </w:pPr>
             <w:r>
               <w:rPr>
-                <w:rFonts w:ascii="Arial" w:eastAsia="Arial" w:hAnsi="Arial" w:cs="Arial"/>
+                <w:rFonts w:ascii="Arial" w:hAnsi="Arial" w:cs="Arial" w:eastAsia="Arial"/>
                 <w:b/>
                 <w:sz w:val="21"/>
                 <w:szCs w:val="21"/>
@@ -315,7 +315,7 @@
             <w:pPr>
               <w:ind w:right="9"/>
               <w:rPr>
-                <w:rFonts w:ascii="Arial" w:eastAsia="Arial" w:hAnsi="Arial" w:cs="Arial"/>
+                <w:rFonts w:ascii="Arial" w:hAnsi="Arial" w:cs="Arial" w:eastAsia="Arial"/>
                 <w:sz w:val="21"/>
                 <w:szCs w:val="21"/>
               </w:rPr>
@@ -323,7 +323,7 @@
             <w:proofErr w:type="spellStart"/>
             <w:r>
               <w:rPr>
-                <w:rFonts w:ascii="Arial" w:eastAsia="Arial" w:hAnsi="Arial" w:cs="Arial"/>
+                <w:rFonts w:ascii="Arial" w:hAnsi="Arial" w:cs="Arial" w:eastAsia="Arial"/>
                 <w:sz w:val="21"/>
                 <w:szCs w:val="21"/>
               </w:rPr>
@@ -332,7 +332,7 @@
             <w:proofErr w:type="spellEnd"/>
             <w:r>
               <w:rPr>
-                <w:rFonts w:ascii="Arial" w:eastAsia="Arial" w:hAnsi="Arial" w:cs="Arial"/>
+                <w:rFonts w:ascii="Arial" w:hAnsi="Arial" w:cs="Arial" w:eastAsia="Arial"/>
                 <w:sz w:val="21"/>
                 <w:szCs w:val="21"/>
               </w:rPr>
@@ -359,7 +359,7 @@
             <w:pPr>
               <w:ind w:left="2"/>
               <w:rPr>
-                <w:rFonts w:ascii="Arial" w:eastAsia="Arial" w:hAnsi="Arial" w:cs="Arial"/>
+                <w:rFonts w:ascii="Arial" w:hAnsi="Arial" w:cs="Arial" w:eastAsia="Arial"/>
                 <w:b/>
                 <w:sz w:val="21"/>
                 <w:szCs w:val="21"/>
@@ -367,7 +367,7 @@
             </w:pPr>
             <w:r>
               <w:rPr>
-                <w:rFonts w:ascii="Arial" w:eastAsia="Arial" w:hAnsi="Arial" w:cs="Arial"/>
+                <w:rFonts w:ascii="Arial" w:hAnsi="Arial" w:cs="Arial" w:eastAsia="Arial"/>
                 <w:b/>
                 <w:sz w:val="21"/>
                 <w:szCs w:val="21"/>
@@ -390,14 +390,14 @@
             <w:pPr>
               <w:ind w:right="9"/>
               <w:rPr>
-                <w:rFonts w:ascii="Arial" w:eastAsia="Arial" w:hAnsi="Arial" w:cs="Arial"/>
+                <w:rFonts w:ascii="Arial" w:hAnsi="Arial" w:cs="Arial" w:eastAsia="Arial"/>
                 <w:sz w:val="21"/>
                 <w:szCs w:val="21"/>
               </w:rPr>
             </w:pPr>
             <w:r>
               <w:rPr>
-                <w:rFonts w:ascii="Arial" w:eastAsia="Arial" w:hAnsi="Arial" w:cs="Arial"/>
+                <w:rFonts w:ascii="Arial" w:hAnsi="Arial" w:cs="Arial" w:eastAsia="Arial"/>
                 <w:sz w:val="21"/>
                 <w:szCs w:val="21"/>
               </w:rPr>
@@ -422,10 +422,10 @@
   <w:docDefaults>
     <w:rPrDefault>
       <w:rPr>
-        <w:rFonts w:asciiTheme="minorHAnsi" w:eastAsiaTheme="minorEastAsia" w:hAnsiTheme="minorHAnsi" w:cstheme="minorBidi"/>
+        <w:rFonts w:ascii="Arial" w:hAnsi="Arial" w:cs="Arial" w:eastAsia="Arial"/>
         <w:kern w:val="2"/>
-        <w:sz w:val="24"/>
-        <w:szCs w:val="24"/>
+        <w:sz w:val="21"/>
+        <w:szCs w:val="21"/>
         <w:lang w:val="en-IN" w:eastAsia="en-IN" w:bidi="ar-SA"/>
         <w14:ligatures w14:val="standardContextual"/>
       </w:rPr>
@@ -821,9 +821,9 @@
       <w:spacing w:line="259" w:lineRule="auto"/>
     </w:pPr>
     <w:rPr>
-      <w:rFonts w:ascii="Calibri" w:eastAsia="Calibri" w:hAnsi="Calibri" w:cs="Calibri"/>
+      <w:rFonts w:ascii="Arial" w:hAnsi="Arial" w:cs="Arial" w:eastAsia="Arial"/>
       <w:color w:val="000000"/>
-      <w:sz w:val="22"/>
+      <w:sz w:val="21"/>
     </w:rPr>
   </w:style>
   <w:style w:type="character" w:default="1" w:styleId="DefaultParagraphFont">
